--- a/downloads/Manual-til-Autocorrect-i-Word.docx
+++ b/downloads/Manual-til-Autocorrect-i-Word.docx
@@ -1,52 +1,29 @@
 
 <file path=word/document.xml><?xml version="1.0" encoding="utf-8"?>
-<w:document xmlns:wpc="http://schemas.microsoft.com/office/word/2010/wordprocessingCanvas" xmlns:cx="http://schemas.microsoft.com/office/drawing/2014/chartex" xmlns:cx1="http://schemas.microsoft.com/office/drawing/2015/9/8/chartex" xmlns:cx2="http://schemas.microsoft.com/office/drawing/2015/10/21/chartex" xmlns:cx3="http://schemas.microsoft.com/office/drawing/2016/5/9/chartex" xmlns:cx4="http://schemas.microsoft.com/office/drawing/2016/5/10/chartex" xmlns:cx5="http://schemas.microsoft.com/office/drawing/2016/5/11/chartex" xmlns:cx6="http://schemas.microsoft.com/office/drawing/2016/5/12/chartex" xmlns:cx7="http://schemas.microsoft.com/office/drawing/2016/5/13/chartex" xmlns:cx8="http://schemas.microsoft.com/office/drawing/2016/5/14/chartex" xmlns:mc="http://schemas.openxmlformats.org/markup-compatibility/2006" xmlns:aink="http://schemas.microsoft.com/office/drawing/2016/ink" xmlns:am3d="http://schemas.microsoft.com/office/drawing/2017/model3d" xmlns:o="urn:schemas-microsoft-com:office:office" xmlns:oel="http://schemas.microsoft.com/office/2019/extlst" xmlns:r="http://schemas.openxmlformats.org/officeDocument/2006/relationships" xmlns:m="http://schemas.openxmlformats.org/officeDocument/2006/math" xmlns:v="urn:schemas-microsoft-com:vml" xmlns:wp14="http://schemas.microsoft.com/office/word/2010/wordprocessingDrawing" xmlns:wp="http://schemas.openxmlformats.org/drawingml/2006/wordprocessingDrawing" xmlns:w10="urn:schemas-microsoft-com:office:word" xmlns:w="http://schemas.openxmlformats.org/wordprocessingml/2006/main" xmlns:w14="http://schemas.microsoft.com/office/word/2010/wordml" xmlns:w15="http://schemas.microsoft.com/office/word/2012/wordml" xmlns:w16cex="http://schemas.microsoft.com/office/word/2018/wordml/cex" xmlns:w16cid="http://schemas.microsoft.com/office/word/2016/wordml/cid" xmlns:w16="http://schemas.microsoft.com/office/word/2018/wordml" xmlns:w16sdtdh="http://schemas.microsoft.com/office/word/2020/wordml/sdtdatahash" xmlns:w16se="http://schemas.microsoft.com/office/word/2015/wordml/symex" xmlns:wpg="http://schemas.microsoft.com/office/word/2010/wordprocessingGroup" xmlns:wpi="http://schemas.microsoft.com/office/word/2010/wordprocessingInk" xmlns:wne="http://schemas.microsoft.com/office/word/2006/wordml" xmlns:wps="http://schemas.microsoft.com/office/word/2010/wordprocessingShape" mc:Ignorable="w14 w15 w16se w16cid w16 w16cex w16sdtdh wp14">
+<w:document xmlns:wpc="http://schemas.microsoft.com/office/word/2010/wordprocessingCanvas" xmlns:cx="http://schemas.microsoft.com/office/drawing/2014/chartex" xmlns:cx1="http://schemas.microsoft.com/office/drawing/2015/9/8/chartex" xmlns:cx2="http://schemas.microsoft.com/office/drawing/2015/10/21/chartex" xmlns:cx3="http://schemas.microsoft.com/office/drawing/2016/5/9/chartex" xmlns:cx4="http://schemas.microsoft.com/office/drawing/2016/5/10/chartex" xmlns:cx5="http://schemas.microsoft.com/office/drawing/2016/5/11/chartex" xmlns:cx6="http://schemas.microsoft.com/office/drawing/2016/5/12/chartex" xmlns:cx7="http://schemas.microsoft.com/office/drawing/2016/5/13/chartex" xmlns:cx8="http://schemas.microsoft.com/office/drawing/2016/5/14/chartex" xmlns:mc="http://schemas.openxmlformats.org/markup-compatibility/2006" xmlns:aink="http://schemas.microsoft.com/office/drawing/2016/ink" xmlns:am3d="http://schemas.microsoft.com/office/drawing/2017/model3d" xmlns:o="urn:schemas-microsoft-com:office:office" xmlns:oel="http://schemas.microsoft.com/office/2019/extlst" xmlns:r="http://schemas.openxmlformats.org/officeDocument/2006/relationships" xmlns:m="http://schemas.openxmlformats.org/officeDocument/2006/math" xmlns:v="urn:schemas-microsoft-com:vml" xmlns:wp14="http://schemas.microsoft.com/office/word/2010/wordprocessingDrawing" xmlns:wp="http://schemas.openxmlformats.org/drawingml/2006/wordprocessingDrawing" xmlns:w10="urn:schemas-microsoft-com:office:word" xmlns:w="http://schemas.openxmlformats.org/wordprocessingml/2006/main" xmlns:w14="http://schemas.microsoft.com/office/word/2010/wordml" xmlns:w15="http://schemas.microsoft.com/office/word/2012/wordml" xmlns:w16cex="http://schemas.microsoft.com/office/word/2018/wordml/cex" xmlns:w16cid="http://schemas.microsoft.com/office/word/2016/wordml/cid" xmlns:w16="http://schemas.microsoft.com/office/word/2018/wordml" xmlns:w16du="http://schemas.microsoft.com/office/word/2023/wordml/word16du" xmlns:w16sdtdh="http://schemas.microsoft.com/office/word/2020/wordml/sdtdatahash" xmlns:w16sdtfl="http://schemas.microsoft.com/office/word/2024/wordml/sdtformatlock" xmlns:w16se="http://schemas.microsoft.com/office/word/2015/wordml/symex" xmlns:wpg="http://schemas.microsoft.com/office/word/2010/wordprocessingGroup" xmlns:wpi="http://schemas.microsoft.com/office/word/2010/wordprocessingInk" xmlns:wne="http://schemas.microsoft.com/office/word/2006/wordml" xmlns:wps="http://schemas.microsoft.com/office/word/2010/wordprocessingShape" mc:Ignorable="w14 w15 w16se w16cid w16 w16cex w16sdtdh w16sdtfl w16du wp14">
   <w:body>
     <w:p>
       <w:pPr>
         <w:pStyle w:val="Title"/>
-        <w:tabs>
-          <w:tab w:val="left" w:pos="6985"/>
-        </w:tabs>
         <w:rPr>
           <w:sz w:val="40"/>
           <w:szCs w:val="40"/>
-          <w:lang w:val="en-US"/>
         </w:rPr>
       </w:pPr>
       <w:r>
         <w:rPr>
           <w:sz w:val="40"/>
           <w:szCs w:val="40"/>
-          <w:lang w:val="en-US"/>
         </w:rPr>
-        <w:t xml:space="preserve">Manual: </w:t>
+        <w:t>Manual: Kemi-autocorrect til Microsoft Office</w:t>
       </w:r>
       <w:r>
         <w:rPr>
-          <w:sz w:val="40"/>
-          <w:szCs w:val="40"/>
-          <w:lang w:val="en-US"/>
+          <w:sz w:val="24"/>
+          <w:szCs w:val="24"/>
         </w:rPr>
-        <w:t>Autocorrect til Microsoft Office</w:t>
-      </w:r>
-      <w:r>
-        <w:rPr>
-          <w:sz w:val="40"/>
-          <w:szCs w:val="40"/>
-          <w:lang w:val="en-US"/>
-        </w:rPr>
-        <w:tab/>
-        <w:t>(ver. 2022)</w:t>
-      </w:r>
-    </w:p>
-    <w:p>
-      <w:pPr>
-        <w:rPr>
-          <w:b/>
-          <w:lang w:val="en-US"/>
-        </w:rPr>
-      </w:pPr>
+        <w:t xml:space="preserve">  (ver. 2025)</w:t>
+      </w:r>
     </w:p>
     <w:sdt>
       <w:sdtPr>
@@ -76,7 +53,7 @@
             <w:pStyle w:val="TOCHeading"/>
           </w:pPr>
           <w:r>
-            <w:t>Contents</w:t>
+            <w:t>Indhold</w:t>
           </w:r>
         </w:p>
         <w:p>
@@ -88,7 +65,11 @@
             <w:rPr>
               <w:rFonts w:eastAsiaTheme="minorEastAsia"/>
               <w:noProof/>
+              <w:kern w:val="2"/>
+              <w:sz w:val="24"/>
+              <w:szCs w:val="24"/>
               <w:lang w:eastAsia="da-DK"/>
+              <w14:ligatures w14:val="standardContextual"/>
             </w:rPr>
           </w:pPr>
           <w:r>
@@ -100,13 +81,13 @@
           <w:r>
             <w:fldChar w:fldCharType="separate"/>
           </w:r>
-          <w:hyperlink w:anchor="_Toc108906815" w:history="1">
+          <w:hyperlink w:anchor="_Toc239969693" w:history="1">
             <w:r>
               <w:rPr>
                 <w:rStyle w:val="Hyperlink"/>
                 <w:noProof/>
               </w:rPr>
-              <w:t>Installation: (Også beskrevet i selve installationsfilen)</w:t>
+              <w:t>Installation</w:t>
             </w:r>
             <w:r>
               <w:rPr>
@@ -127,7 +108,7 @@
                 <w:noProof/>
                 <w:webHidden/>
               </w:rPr>
-              <w:instrText xml:space="preserve"> PAGEREF _Toc108906815 \h </w:instrText>
+              <w:instrText xml:space="preserve"> PAGEREF _Toc239969693 \h </w:instrText>
             </w:r>
             <w:r>
               <w:rPr>
@@ -167,16 +148,20 @@
             <w:rPr>
               <w:rFonts w:eastAsiaTheme="minorEastAsia"/>
               <w:noProof/>
+              <w:kern w:val="2"/>
+              <w:sz w:val="24"/>
+              <w:szCs w:val="24"/>
               <w:lang w:eastAsia="da-DK"/>
+              <w14:ligatures w14:val="standardContextual"/>
             </w:rPr>
           </w:pPr>
-          <w:hyperlink w:anchor="_Toc108906816" w:history="1">
+          <w:hyperlink w:anchor="_Toc239969694" w:history="1">
             <w:r>
               <w:rPr>
                 <w:rStyle w:val="Hyperlink"/>
                 <w:noProof/>
               </w:rPr>
-              <w:t>Hvad er en .docm-fil hvorfor medfører de advarsler?</w:t>
+              <w:t>Hvad er en .docm-fil, og hvorfor advarer Windows?</w:t>
             </w:r>
             <w:r>
               <w:rPr>
@@ -197,7 +182,7 @@
                 <w:noProof/>
                 <w:webHidden/>
               </w:rPr>
-              <w:instrText xml:space="preserve"> PAGEREF _Toc108906816 \h </w:instrText>
+              <w:instrText xml:space="preserve"> PAGEREF _Toc239969694 \h </w:instrText>
             </w:r>
             <w:r>
               <w:rPr>
@@ -217,7 +202,7 @@
                 <w:noProof/>
                 <w:webHidden/>
               </w:rPr>
-              <w:t>2</w:t>
+              <w:t>1</w:t>
             </w:r>
             <w:r>
               <w:rPr>
@@ -237,16 +222,20 @@
             <w:rPr>
               <w:rFonts w:eastAsiaTheme="minorEastAsia"/>
               <w:noProof/>
+              <w:kern w:val="2"/>
+              <w:sz w:val="24"/>
+              <w:szCs w:val="24"/>
               <w:lang w:eastAsia="da-DK"/>
+              <w14:ligatures w14:val="standardContextual"/>
             </w:rPr>
           </w:pPr>
-          <w:hyperlink w:anchor="_Toc108906817" w:history="1">
+          <w:hyperlink w:anchor="_Toc239969695" w:history="1">
             <w:r>
               <w:rPr>
                 <w:rStyle w:val="Hyperlink"/>
                 <w:noProof/>
               </w:rPr>
-              <w:t>Hvordan stoppes uønskede autocorrects i Word?</w:t>
+              <w:t>Sådan stopper du en uønsket autocorrect</w:t>
             </w:r>
             <w:r>
               <w:rPr>
@@ -267,7 +256,7 @@
                 <w:noProof/>
                 <w:webHidden/>
               </w:rPr>
-              <w:instrText xml:space="preserve"> PAGEREF _Toc108906817 \h </w:instrText>
+              <w:instrText xml:space="preserve"> PAGEREF _Toc239969695 \h </w:instrText>
             </w:r>
             <w:r>
               <w:rPr>
@@ -287,7 +276,7 @@
                 <w:noProof/>
                 <w:webHidden/>
               </w:rPr>
-              <w:t>3</w:t>
+              <w:t>2</w:t>
             </w:r>
             <w:r>
               <w:rPr>
@@ -307,16 +296,20 @@
             <w:rPr>
               <w:rFonts w:eastAsiaTheme="minorEastAsia"/>
               <w:noProof/>
+              <w:kern w:val="2"/>
+              <w:sz w:val="24"/>
+              <w:szCs w:val="24"/>
               <w:lang w:eastAsia="da-DK"/>
+              <w14:ligatures w14:val="standardContextual"/>
             </w:rPr>
           </w:pPr>
-          <w:hyperlink w:anchor="_Toc108906818" w:history="1">
+          <w:hyperlink w:anchor="_Toc239969696" w:history="1">
             <w:r>
               <w:rPr>
                 <w:rStyle w:val="Hyperlink"/>
                 <w:noProof/>
               </w:rPr>
-              <w:t>Hvad er autocorrect og rich-autocorrect?</w:t>
+              <w:t>Autocorrect og rich-autocorrect</w:t>
             </w:r>
             <w:r>
               <w:rPr>
@@ -337,7 +330,7 @@
                 <w:noProof/>
                 <w:webHidden/>
               </w:rPr>
-              <w:instrText xml:space="preserve"> PAGEREF _Toc108906818 \h </w:instrText>
+              <w:instrText xml:space="preserve"> PAGEREF _Toc239969696 \h </w:instrText>
             </w:r>
             <w:r>
               <w:rPr>
@@ -357,7 +350,7 @@
                 <w:noProof/>
                 <w:webHidden/>
               </w:rPr>
-              <w:t>4</w:t>
+              <w:t>2</w:t>
             </w:r>
             <w:r>
               <w:rPr>
@@ -377,16 +370,20 @@
             <w:rPr>
               <w:rFonts w:eastAsiaTheme="minorEastAsia"/>
               <w:noProof/>
+              <w:kern w:val="2"/>
+              <w:sz w:val="24"/>
+              <w:szCs w:val="24"/>
               <w:lang w:eastAsia="da-DK"/>
+              <w14:ligatures w14:val="standardContextual"/>
             </w:rPr>
           </w:pPr>
-          <w:hyperlink w:anchor="_Toc108906819" w:history="1">
+          <w:hyperlink w:anchor="_Toc239969697" w:history="1">
             <w:r>
               <w:rPr>
                 <w:rStyle w:val="Hyperlink"/>
                 <w:noProof/>
               </w:rPr>
-              <w:t>Hvilke autocorrects tilføjes efter installationen?</w:t>
+              <w:t>Hvilke autocorrects bliver installeret?</w:t>
             </w:r>
             <w:r>
               <w:rPr>
@@ -407,7 +404,7 @@
                 <w:noProof/>
                 <w:webHidden/>
               </w:rPr>
-              <w:instrText xml:space="preserve"> PAGEREF _Toc108906819 \h </w:instrText>
+              <w:instrText xml:space="preserve"> PAGEREF _Toc239969697 \h </w:instrText>
             </w:r>
             <w:r>
               <w:rPr>
@@ -427,7 +424,7 @@
                 <w:noProof/>
                 <w:webHidden/>
               </w:rPr>
-              <w:t>5</w:t>
+              <w:t>2</w:t>
             </w:r>
             <w:r>
               <w:rPr>
@@ -452,47 +449,11 @@
     </w:sdt>
     <w:p>
       <w:pPr>
-        <w:rPr>
-          <w:b/>
-          <w:lang w:val="en-US"/>
-        </w:rPr>
-      </w:pPr>
-    </w:p>
-    <w:p>
-      <w:pPr>
-        <w:rPr>
-          <w:b/>
-          <w:lang w:val="en-US"/>
-        </w:rPr>
-      </w:pPr>
-    </w:p>
-    <w:p>
-      <w:pPr>
-        <w:rPr>
-          <w:b/>
-          <w:lang w:val="en-US"/>
-        </w:rPr>
-      </w:pPr>
-    </w:p>
-    <w:p>
-      <w:pPr>
         <w:pStyle w:val="Heading1"/>
       </w:pPr>
-      <w:bookmarkStart w:id="0" w:name="_Toc108906815"/>
-      <w:r>
-        <w:t>Installation:</w:t>
-      </w:r>
-      <w:r>
-        <w:t xml:space="preserve"> (Ogs</w:t>
-      </w:r>
-      <w:r>
-        <w:t>å</w:t>
-      </w:r>
-      <w:r>
-        <w:t xml:space="preserve"> beskrevet </w:t>
-      </w:r>
-      <w:r>
-        <w:t>i selve installationsfilen)</w:t>
+      <w:bookmarkStart w:id="0" w:name="_Toc239969693"/>
+      <w:r>
+        <w:t>Installation</w:t>
       </w:r>
       <w:bookmarkEnd w:id="0"/>
     </w:p>
@@ -505,38 +466,26 @@
         </w:numPr>
       </w:pPr>
       <w:r>
-        <w:t xml:space="preserve">Download </w:t>
-      </w:r>
-      <w:r>
-        <w:t>.</w:t>
-      </w:r>
-      <w:r>
-        <w:t xml:space="preserve">docm-installationsfilen </w:t>
-      </w:r>
-      <w:r>
-        <w:t>”</w:t>
-      </w:r>
-      <w:r>
-        <w:t xml:space="preserve">, som ligger </w:t>
-      </w:r>
-      <w:r>
-        <w:t xml:space="preserve">på </w:t>
-      </w:r>
-      <w:r>
-        <w:t>kemiformler</w:t>
-      </w:r>
-      <w:r>
-        <w:t>.dk</w:t>
-      </w:r>
-      <w:r>
-        <w:t xml:space="preserve">. Direkte link </w:t>
+        <w:t xml:space="preserve">Hent installationsfilen (.docm) på kemiformler.dk. </w:t>
       </w:r>
       <w:hyperlink r:id="rId6" w:history="1">
         <w:r>
           <w:rPr>
             <w:rStyle w:val="Hyperlink"/>
           </w:rPr>
-          <w:t>her</w:t>
+          <w:t>Direkt</w:t>
+        </w:r>
+        <w:r>
+          <w:rPr>
+            <w:rStyle w:val="Hyperlink"/>
+          </w:rPr>
+          <w:t>e</w:t>
+        </w:r>
+        <w:r>
+          <w:rPr>
+            <w:rStyle w:val="Hyperlink"/>
+          </w:rPr>
+          <w:t xml:space="preserve"> link her</w:t>
         </w:r>
       </w:hyperlink>
       <w:r>
@@ -560,25 +509,7 @@
           <w:sz w:val="18"/>
           <w:szCs w:val="18"/>
         </w:rPr>
-        <w:t xml:space="preserve">(Hvis din computer ikke tillader .docm-filer kan du alternativt installere kemi-autocorrects </w:t>
-      </w:r>
-      <w:r>
-        <w:rPr>
-          <w:i/>
-          <w:iCs/>
-          <w:sz w:val="18"/>
-          <w:szCs w:val="18"/>
-        </w:rPr>
-        <w:t>via en docx-fil</w:t>
-      </w:r>
-      <w:r>
-        <w:rPr>
-          <w:i/>
-          <w:iCs/>
-          <w:sz w:val="18"/>
-          <w:szCs w:val="18"/>
-        </w:rPr>
-        <w:t xml:space="preserve">. </w:t>
+        <w:t xml:space="preserve">Tillader din computer ikke .docm-filer, kan du i stedet installere via en docx-fil. </w:t>
       </w:r>
       <w:hyperlink r:id="rId7" w:history="1">
         <w:r>
@@ -592,29 +523,6 @@
           <w:t>Se her</w:t>
         </w:r>
       </w:hyperlink>
-      <w:r>
-        <w:rPr>
-          <w:i/>
-          <w:iCs/>
-          <w:sz w:val="18"/>
-          <w:szCs w:val="18"/>
-        </w:rPr>
-        <w:t>:</w:t>
-      </w:r>
-      <w:r>
-        <w:rPr>
-          <w:i/>
-          <w:iCs/>
-          <w:sz w:val="18"/>
-          <w:szCs w:val="18"/>
-        </w:rPr>
-        <w:t>)</w:t>
-      </w:r>
-    </w:p>
-    <w:p>
-      <w:pPr>
-        <w:pStyle w:val="ListParagraph"/>
-      </w:pPr>
     </w:p>
     <w:p>
       <w:pPr>
@@ -623,91 +531,56 @@
           <w:ilvl w:val="0"/>
           <w:numId w:val="3"/>
         </w:numPr>
-      </w:pPr>
-      <w:r>
-        <w:t xml:space="preserve">Når du åbner </w:t>
-      </w:r>
-      <w:r>
-        <w:t>.</w:t>
-      </w:r>
-      <w:r>
-        <w:t xml:space="preserve">docm-filen, modtager du sandsynligvis muligheden for at aktivere makroer. </w:t>
-      </w:r>
-      <w:r>
-        <w:t xml:space="preserve">Det skal du sige ja til. </w:t>
-      </w:r>
-      <w:r>
-        <w:t xml:space="preserve">Hvis du har problemer, se </w:t>
+        <w:rPr>
+          <w:rStyle w:val="Hyperlink"/>
+          <w:color w:val="auto"/>
+          <w:u w:val="none"/>
+        </w:rPr>
+      </w:pPr>
+      <w:r>
+        <w:t xml:space="preserve">Åbn .docm-filen. Word spørger, om makroer må aktiveres, og det skal du sige ja til. </w:t>
+      </w:r>
+      <w:r>
+        <w:t>I</w:t>
+      </w:r>
+      <w:r>
+        <w:t xml:space="preserve"> </w:t>
+      </w:r>
+      <w:r>
+        <w:t>W</w:t>
+      </w:r>
+      <w:r>
+        <w:t>indows skal man først fjerne blokeringen inde under fil-egenskaber</w:t>
+      </w:r>
+      <w:r>
+        <w:t xml:space="preserve"> fra stifinderen</w:t>
+      </w:r>
+      <w:r>
+        <w:t xml:space="preserve">. </w:t>
+      </w:r>
+      <w:r>
+        <w:t>Se video-</w:t>
+      </w:r>
+      <w:r>
+        <w:t xml:space="preserve">vejledning </w:t>
       </w:r>
       <w:hyperlink r:id="rId8" w:history="1">
         <w:r>
           <w:rPr>
             <w:rStyle w:val="Hyperlink"/>
           </w:rPr>
-          <w:t>her</w:t>
+          <w:t>he</w:t>
         </w:r>
-      </w:hyperlink>
-      <w:r>
-        <w:t>.</w:t>
-      </w:r>
-      <w:r>
-        <w:t xml:space="preserve"> </w:t>
-      </w:r>
-      <w:r>
-        <w:br/>
-      </w:r>
-      <w:r>
-        <w:br/>
-        <w:t>På nogle computere kan det endvidere være nødvendigt at ændre i sine makro-settings.</w:t>
-      </w:r>
-    </w:p>
-    <w:p>
-      <w:pPr>
-        <w:pStyle w:val="ListParagraph"/>
-      </w:pPr>
-      <w:r>
-        <w:t xml:space="preserve">Enten kan du følge tråden </w:t>
-      </w:r>
-      <w:hyperlink r:id="rId9" w:history="1">
         <w:r>
           <w:rPr>
             <w:rStyle w:val="Hyperlink"/>
           </w:rPr>
-          <w:t>her</w:t>
+          <w:t>r</w:t>
         </w:r>
       </w:hyperlink>
       <w:r>
         <w:t>.</w:t>
       </w:r>
-    </w:p>
-    <w:p>
-      <w:pPr>
-        <w:pStyle w:val="ListParagraph"/>
-      </w:pPr>
-      <w:r>
-        <w:t xml:space="preserve">Alternativt kan du downloade den makrofri udgave og selv kopiere programmeringskoden ind i et makrofelt, som er beskrevet her: </w:t>
-      </w:r>
-    </w:p>
-    <w:p>
-      <w:pPr>
-        <w:pStyle w:val="ListParagraph"/>
-      </w:pPr>
-      <w:hyperlink r:id="rId10" w:history="1">
-        <w:r>
-          <w:rPr>
-            <w:rStyle w:val="Hyperlink"/>
-          </w:rPr>
-          <w:t>https://kemiformler.dk/index.php/manuel-installation/</w:t>
-        </w:r>
-      </w:hyperlink>
-    </w:p>
-    <w:p>
-      <w:pPr>
-        <w:pStyle w:val="ListParagraph"/>
-        <w:rPr>
-          <w:rStyle w:val="Hyperlink"/>
-        </w:rPr>
-      </w:pPr>
     </w:p>
     <w:p>
       <w:pPr>
@@ -718,15 +591,7 @@
         </w:numPr>
       </w:pPr>
       <w:r>
-        <w:t xml:space="preserve">Når du har aktiveret </w:t>
-      </w:r>
-      <w:proofErr w:type="gramStart"/>
-      <w:r>
-        <w:t>makroerne</w:t>
-      </w:r>
-      <w:proofErr w:type="gramEnd"/>
-      <w:r>
-        <w:t xml:space="preserve"> kan du d</w:t>
+        <w:t>Når makroer er korrekt aktiveret skal du d</w:t>
       </w:r>
       <w:r>
         <w:t>obbeltklik</w:t>
@@ -735,52 +600,20 @@
         <w:t>ke</w:t>
       </w:r>
       <w:r>
-        <w:t xml:space="preserve"> </w:t>
-      </w:r>
-      <w:r>
-        <w:t xml:space="preserve">på den </w:t>
-      </w:r>
-      <w:r>
-        <w:t xml:space="preserve">store </w:t>
-      </w:r>
-      <w:r>
-        <w:t xml:space="preserve">grønne </w:t>
-      </w:r>
-      <w:r>
-        <w:t xml:space="preserve">knap </w:t>
-      </w:r>
-      <w:r>
-        <w:t xml:space="preserve">på </w:t>
-      </w:r>
-      <w:r>
-        <w:t>forsiden.</w:t>
-      </w:r>
-      <w:r>
-        <w:t xml:space="preserve"> Hvis du dobbeltklikker korrekt, så kommer der en pop-up-besked. </w:t>
-      </w:r>
-      <w:r>
-        <w:t>Bemærk at</w:t>
-      </w:r>
-      <w:r>
-        <w:t xml:space="preserve"> Word </w:t>
-      </w:r>
-      <w:r>
-        <w:t xml:space="preserve">er </w:t>
-      </w:r>
-      <w:r>
-        <w:t xml:space="preserve">ineffektiv til at arbejde med tabeller, og derfor tager installationen ret lang tid - typisk </w:t>
-      </w:r>
-      <w:r>
-        <w:t>5-20 s</w:t>
-      </w:r>
-      <w:r>
-        <w:t>. Lad computeren få fred imens.</w:t>
-      </w:r>
-    </w:p>
-    <w:p>
-      <w:pPr>
-        <w:pStyle w:val="ListParagraph"/>
-      </w:pPr>
+        <w:t xml:space="preserve"> på den store grønne knap på forsiden. Rammer du rigtigt, kommer der en pop op-besked. Word er langsom til at arbejde med tabeller, så installationen tager typisk </w:t>
+      </w:r>
+      <w:r>
+        <w:t>2</w:t>
+      </w:r>
+      <w:r>
+        <w:t xml:space="preserve"> til </w:t>
+      </w:r>
+      <w:r>
+        <w:t>1</w:t>
+      </w:r>
+      <w:r>
+        <w:t>0 sekunder. Lad computeren arbejde i fred imens.</w:t>
+      </w:r>
     </w:p>
     <w:p>
       <w:pPr>
@@ -791,7 +624,7 @@
         </w:numPr>
       </w:pPr>
       <w:r>
-        <w:t>HUSK at gemme ændringer</w:t>
+        <w:t>Husk at gemme ændringerne, når installationen er færdig.</w:t>
       </w:r>
     </w:p>
     <w:p>
@@ -799,317 +632,61 @@
         <w:pStyle w:val="ListParagraph"/>
       </w:pPr>
     </w:p>
-    <w:p/>
-    <w:p>
-      <w:pPr>
-        <w:rPr>
-          <w:b/>
-        </w:rPr>
-      </w:pPr>
-      <w:r>
-        <w:rPr>
-          <w:b/>
-        </w:rPr>
-        <w:br w:type="page"/>
-      </w:r>
-    </w:p>
-    <w:p>
-      <w:pPr>
-        <w:rPr>
-          <w:b/>
-        </w:rPr>
-      </w:pPr>
-    </w:p>
-    <w:p>
-      <w:pPr>
-        <w:rPr>
-          <w:b/>
-        </w:rPr>
-      </w:pPr>
-      <w:bookmarkStart w:id="1" w:name="_Toc108906816"/>
-      <w:r>
-        <w:rPr>
-          <w:rStyle w:val="Heading1Char"/>
-        </w:rPr>
-        <w:t xml:space="preserve">Hvad er </w:t>
-      </w:r>
-      <w:r>
-        <w:rPr>
-          <w:rStyle w:val="Heading1Char"/>
-        </w:rPr>
-        <w:t xml:space="preserve">en </w:t>
-      </w:r>
-      <w:r>
-        <w:rPr>
-          <w:rStyle w:val="Heading1Char"/>
-        </w:rPr>
-        <w:t>.</w:t>
-      </w:r>
-      <w:r>
-        <w:rPr>
-          <w:rStyle w:val="Heading1Char"/>
-        </w:rPr>
-        <w:t>docm</w:t>
-      </w:r>
-      <w:r>
-        <w:rPr>
-          <w:rStyle w:val="Heading1Char"/>
-        </w:rPr>
-        <w:t>-</w:t>
-      </w:r>
-      <w:r>
-        <w:rPr>
-          <w:rStyle w:val="Heading1Char"/>
-        </w:rPr>
-        <w:t>fil</w:t>
-      </w:r>
-      <w:r>
-        <w:rPr>
-          <w:rStyle w:val="Heading1Char"/>
-        </w:rPr>
-        <w:t xml:space="preserve"> hvorfor medfører de advarsler</w:t>
-      </w:r>
-      <w:r>
-        <w:rPr>
-          <w:rStyle w:val="Heading1Char"/>
-        </w:rPr>
-        <w:t>?</w:t>
+    <w:p>
+      <w:pPr>
+        <w:pStyle w:val="Heading1"/>
+      </w:pPr>
+      <w:bookmarkStart w:id="1" w:name="_Toc239969694"/>
+      <w:r>
+        <w:t>Hvad er en .docm-fil, og hvorfor advarer Windows?</w:t>
       </w:r>
       <w:bookmarkEnd w:id="1"/>
-      <w:r>
-        <w:rPr>
-          <w:b/>
-        </w:rPr>
-        <w:br/>
-      </w:r>
-      <w:r>
-        <w:t xml:space="preserve">Ved første øjekast ligner </w:t>
-      </w:r>
-      <w:r>
-        <w:t>.</w:t>
-      </w:r>
-      <w:r>
-        <w:t>docm-filer blot almindelige Word-dokumenter. Det er de på sin vis også - men en væsentlig tilføjelse.</w:t>
-      </w:r>
-      <w:r>
-        <w:rPr>
-          <w:b/>
-        </w:rPr>
+    </w:p>
+    <w:p>
+      <w:r>
+        <w:t>En .docm-fil ligner ved første øjekast et helt almindeligt Word-dokument, og det er den også. Forskellen er, at den kan indeholde makroer.</w:t>
+      </w:r>
+    </w:p>
+    <w:p>
+      <w:r>
+        <w:t>Office har et indbygget programmeringssprog, Visual Basic (VBA), som kan automatisere handlinger. Gemmer man sin programmeringskode (en makro) i et Word-dokument, skifter filtypen fra .docx til .docm.</w:t>
+      </w:r>
+    </w:p>
+    <w:p>
+      <w:r>
+        <w:t>Installationsfilen indeholder en makro, der lægger flere hundrede kemi-ord ind i autocorrect på én gang. Den kører, når du trykker på knappen på dokumentets forside.</w:t>
+      </w:r>
+    </w:p>
+    <w:p>
+      <w:r>
+        <w:t>Windows advarer med god grund mod .docm-filer, for en makro er reelt en bagdør. Den kan lige så godt sættes til at gøre noget helt andet end det, den giver sig ud for.</w:t>
+      </w:r>
+    </w:p>
+    <w:p>
+      <w:r>
+        <w:t>Koden i min fil er skrevet fra bunden og er forholdsvis simpel. Den er ikke låst med en adgangskode, så du kan læse det hele igennem ved at trykke Alt+F11 i dokumentet. Vær under alle omstændigheder påpasselig med .docm-filer.</w:t>
+      </w:r>
+      <w:r>
         <w:t xml:space="preserve"> </w:t>
       </w:r>
-    </w:p>
-    <w:p>
-      <w:r>
-        <w:t xml:space="preserve">I </w:t>
-      </w:r>
-      <w:r>
-        <w:t xml:space="preserve">Microsoft </w:t>
-      </w:r>
-      <w:r>
-        <w:t>Office</w:t>
-      </w:r>
-      <w:r>
-        <w:t xml:space="preserve"> er indbygget et programmeringssprog, der hedder </w:t>
-      </w:r>
-      <w:r>
-        <w:t>V</w:t>
-      </w:r>
-      <w:r>
-        <w:t>isual</w:t>
-      </w:r>
-      <w:r>
-        <w:t xml:space="preserve"> B</w:t>
-      </w:r>
-      <w:r>
-        <w:t xml:space="preserve">asic (VBA). Herfra kan </w:t>
-      </w:r>
-      <w:r>
-        <w:t xml:space="preserve">handlinger automatiseres </w:t>
-      </w:r>
-      <w:r>
-        <w:t>vha.</w:t>
-      </w:r>
-      <w:r>
-        <w:t xml:space="preserve"> programmering</w:t>
-      </w:r>
-      <w:r>
-        <w:t>.</w:t>
-      </w:r>
-      <w:r>
-        <w:t xml:space="preserve"> Hvis man gemmer sin</w:t>
-      </w:r>
-      <w:r>
-        <w:t xml:space="preserve"> </w:t>
-      </w:r>
-      <w:r>
-        <w:t>programmeringskode (=</w:t>
-      </w:r>
-      <w:r>
-        <w:t>makro</w:t>
-      </w:r>
-      <w:r>
-        <w:t>)</w:t>
-      </w:r>
-      <w:r>
-        <w:t xml:space="preserve"> i e</w:t>
-      </w:r>
-      <w:r>
-        <w:t>t</w:t>
-      </w:r>
-      <w:r>
-        <w:t xml:space="preserve"> </w:t>
-      </w:r>
-      <w:r>
-        <w:t>W</w:t>
-      </w:r>
-      <w:r>
-        <w:t>ord-dokument</w:t>
-      </w:r>
-      <w:r>
-        <w:t xml:space="preserve"> ændres fil</w:t>
-      </w:r>
-      <w:r>
-        <w:t>typen</w:t>
-      </w:r>
-      <w:r>
-        <w:t xml:space="preserve"> til ”</w:t>
-      </w:r>
-      <w:r>
-        <w:t>.</w:t>
-      </w:r>
-      <w:r>
-        <w:t>docm”.</w:t>
-      </w:r>
-    </w:p>
-    <w:p>
-      <w:r>
-        <w:t>I min installationsfil har jeg gemt en</w:t>
-      </w:r>
-      <w:r>
-        <w:t xml:space="preserve"> programmeringskode</w:t>
-      </w:r>
-      <w:r>
-        <w:t xml:space="preserve">, der </w:t>
-      </w:r>
-      <w:r>
-        <w:t>t</w:t>
-      </w:r>
-      <w:r>
-        <w:t xml:space="preserve">ilføjer </w:t>
-      </w:r>
-      <w:r>
-        <w:t xml:space="preserve">hundredvis </w:t>
-      </w:r>
-      <w:r>
-        <w:t>af</w:t>
-      </w:r>
-      <w:r>
-        <w:t xml:space="preserve"> ord til autocorrect</w:t>
-      </w:r>
-      <w:r>
-        <w:t xml:space="preserve"> på en gang</w:t>
-      </w:r>
-      <w:r>
-        <w:t xml:space="preserve">. </w:t>
-      </w:r>
-      <w:r>
-        <w:t>Denne handling foretages</w:t>
-      </w:r>
-      <w:r>
-        <w:t xml:space="preserve">, når </w:t>
-      </w:r>
-      <w:r>
-        <w:t>brugeren</w:t>
-      </w:r>
-      <w:r>
-        <w:t xml:space="preserve"> trykker på </w:t>
-      </w:r>
-      <w:r>
-        <w:t>knappen på forsiden</w:t>
-      </w:r>
-      <w:r>
-        <w:t xml:space="preserve"> i dokumentet</w:t>
-      </w:r>
-      <w:r>
-        <w:t>.</w:t>
-      </w:r>
-    </w:p>
-    <w:p/>
-    <w:p>
-      <w:r>
-        <w:t>Det er med god grund af Windows advarer dig imod .docm filer, eftersom du åbner for bagdør. En hacker kan bruge den skjulte indbyggede programmeringskode til at igangsætte uønskede handlinger.</w:t>
-      </w:r>
-    </w:p>
-    <w:p>
-      <w:r>
-        <w:t xml:space="preserve">Nu har jeg skrevet programmeringskoden fra bunden, og den er relativt simpel. Der er ikke nogen password-protection, så det er muligt at gennemse hele programmeringskoden ved at trykke Alt+F11 i dokumentet. Det er en god idé at </w:t>
-      </w:r>
-      <w:r>
-        <w:t>være</w:t>
-      </w:r>
-      <w:r>
-        <w:t xml:space="preserve"> påpasselig med .docm-filer.</w:t>
-      </w:r>
-    </w:p>
-    <w:p>
-      <w:r>
-        <w:t>Medmindre du opdaterer computeren eller nulstiller Word, så bør dine autocorrects forblive i din computer. Efter genstart vil autocorrects endvidere synkroniseres over i resten af Office-programmerne - altså Excel, PowerPoint og måske OneNote - afhængigt af OneNote-installationen.</w:t>
-      </w:r>
-    </w:p>
-    <w:p>
-      <w:pPr>
-        <w:rPr>
-          <w:rFonts w:asciiTheme="majorHAnsi" w:eastAsiaTheme="majorEastAsia" w:hAnsiTheme="majorHAnsi" w:cstheme="majorBidi"/>
-          <w:color w:val="365F91" w:themeColor="accent1" w:themeShade="BF"/>
-          <w:sz w:val="32"/>
-          <w:szCs w:val="32"/>
-        </w:rPr>
-      </w:pPr>
-      <w:r>
-        <w:br w:type="page"/>
+      <w:r>
+        <w:t>Medmindre du nulstiller Word eller opdaterer computeren, bliver dine autocorrects liggende. Efter en genstart synkroniseres de desuden over i resten af Office-pakken, altså Excel, PowerPoint og som regel også OneNote.</w:t>
       </w:r>
     </w:p>
     <w:p>
       <w:pPr>
         <w:pStyle w:val="Heading1"/>
       </w:pPr>
-      <w:bookmarkStart w:id="2" w:name="_Toc108906817"/>
+      <w:bookmarkStart w:id="2" w:name="_Toc239969695"/>
       <w:r>
         <w:lastRenderedPageBreak/>
-        <w:t>Hvordan stoppe</w:t>
-      </w:r>
-      <w:r>
-        <w:t>s</w:t>
-      </w:r>
-      <w:r>
-        <w:t xml:space="preserve"> uønskede autocorrects i </w:t>
-      </w:r>
-      <w:r>
-        <w:t>Word</w:t>
-      </w:r>
-      <w:r>
-        <w:t>?</w:t>
+        <w:t>Sådan stopper du en uønsket autocorrect</w:t>
       </w:r>
       <w:bookmarkEnd w:id="2"/>
     </w:p>
     <w:p>
       <w:r>
-        <w:t>Hvis du blot ønsker at stoppe den uønskede autocorrect en enkelt gang, kan du trykke Ctrl+z, hvilket vil annullere autocorrecten. Hvis du derimod støder på en</w:t>
-      </w:r>
-      <w:r>
-        <w:t xml:space="preserve"> autocorrect, som du gerne vil </w:t>
-      </w:r>
-      <w:r>
-        <w:t>stoppe fra Word</w:t>
-      </w:r>
-      <w:r>
-        <w:t xml:space="preserve"> permanent</w:t>
-      </w:r>
-      <w:r>
-        <w:t>, kan det gøres på nedenstående metode</w:t>
-      </w:r>
-      <w:r>
-        <w:t>:</w:t>
+        <w:t>Skal en autocorrect bare fortrydes denne ene gang, trykker du Ctrl+Z lige efter, den er sket. Vil du fjerne den permanent fra Word, gør du sådan:</w:t>
       </w:r>
     </w:p>
     <w:p>
@@ -1121,15 +698,7 @@
         </w:numPr>
       </w:pPr>
       <w:r>
-        <w:t>Hold musen hen over det autocorrectede ord, indtil blå streg dannes fx:</w:t>
-      </w:r>
-      <w:r>
-        <w:tab/>
-        <w:t xml:space="preserve"> </w:t>
-      </w:r>
-      <w:r>
-        <w:tab/>
-        <w:t xml:space="preserve">   </w:t>
+        <w:t>Hold musen over det rettede ord, indtil der kommer en lille blå streg under det:</w:t>
       </w:r>
     </w:p>
     <w:p>
@@ -1153,7 +722,7 @@
                     <pic:cNvPicPr/>
                   </pic:nvPicPr>
                   <pic:blipFill>
-                    <a:blip r:embed="rId11"/>
+                    <a:blip r:embed="rId9"/>
                     <a:stretch>
                       <a:fillRect/>
                     </a:stretch>
@@ -1183,7 +752,7 @@
         </w:numPr>
       </w:pPr>
       <w:r>
-        <w:t xml:space="preserve">Kør musen hen over den blå streg, indtil du ser et lyn. Tryk på lynet  </w:t>
+        <w:t>Kør musen ned på den blå streg, indtil du ser et lyn, og klik på lynet:</w:t>
       </w:r>
     </w:p>
     <w:p>
@@ -1210,7 +779,7 @@
                     <pic:cNvPicPr/>
                   </pic:nvPicPr>
                   <pic:blipFill>
-                    <a:blip r:embed="rId12"/>
+                    <a:blip r:embed="rId10"/>
                     <a:stretch>
                       <a:fillRect/>
                     </a:stretch>
@@ -1240,279 +809,79 @@
         </w:numPr>
       </w:pPr>
       <w:r>
-        <w:t xml:space="preserve">Herfra kan du vælge at </w:t>
-      </w:r>
-      <w:r>
-        <w:t>stoppe</w:t>
-      </w:r>
-      <w:r>
-        <w:t xml:space="preserve"> den </w:t>
-      </w:r>
-      <w:r>
-        <w:t>pågældende</w:t>
-      </w:r>
-      <w:r>
-        <w:t xml:space="preserve"> autocorrect fra databasen</w:t>
-      </w:r>
-      <w:r>
-        <w:t xml:space="preserve"> i Word</w:t>
-      </w:r>
-      <w:r>
-        <w:t>.</w:t>
-      </w:r>
-    </w:p>
-    <w:p/>
-    <w:p>
-      <w:r>
-        <w:t>Hvis du ønsker at nulstille alle dine autocorrect kan det godt være lidt omstændigt. Derfor</w:t>
-      </w:r>
-      <w:r>
-        <w:t xml:space="preserve"> har jeg designet en makroknap, der nulstiller alle autocorrect.</w:t>
-      </w:r>
-      <w:r>
-        <w:t xml:space="preserve"> (se </w:t>
-      </w:r>
-      <w:r>
-        <w:t xml:space="preserve">den røde knap på første side i </w:t>
-      </w:r>
-      <w:r>
-        <w:t>.</w:t>
-      </w:r>
-      <w:r>
-        <w:t>docm-filen)</w:t>
-      </w:r>
-      <w:r>
-        <w:t>.</w:t>
-      </w:r>
-    </w:p>
-    <w:p>
-      <w:pPr>
-        <w:rPr>
-          <w:b/>
-        </w:rPr>
-      </w:pPr>
-      <w:r>
-        <w:rPr>
-          <w:b/>
-        </w:rPr>
-        <w:br w:type="page"/>
+        <w:t>Vælg herfra at slette den pågældende autocorrect fra Word.</w:t>
+      </w:r>
+    </w:p>
+    <w:p>
+      <w:r>
+        <w:t>Vil du nulstille alle dine autocorrects på én gang, er det omstændigt at gøre i hånden. Derfor ligger der også en rød makroknap på første side i .docm-filen, som rydder hele listen.</w:t>
       </w:r>
     </w:p>
     <w:p>
       <w:pPr>
         <w:pStyle w:val="Heading1"/>
       </w:pPr>
-      <w:bookmarkStart w:id="3" w:name="_Toc108906818"/>
-      <w:r>
-        <w:lastRenderedPageBreak/>
-        <w:t>Hvad er autocor</w:t>
-      </w:r>
-      <w:r>
-        <w:t>rect og rich</w:t>
-      </w:r>
-      <w:r>
-        <w:t>-</w:t>
-      </w:r>
-      <w:r>
-        <w:t>autocorrect?</w:t>
+      <w:bookmarkStart w:id="3" w:name="_Toc239969696"/>
+      <w:r>
+        <w:t>Autocorrect og rich-autocorrect</w:t>
       </w:r>
       <w:bookmarkEnd w:id="3"/>
     </w:p>
     <w:p>
       <w:r>
-        <w:t xml:space="preserve">Der findes forskellige </w:t>
-      </w:r>
-      <w:r>
-        <w:t xml:space="preserve">typer af </w:t>
-      </w:r>
-      <w:r>
-        <w:t xml:space="preserve">autocorrect i </w:t>
-      </w:r>
-      <w:r>
-        <w:t>O</w:t>
-      </w:r>
-      <w:r>
-        <w:t xml:space="preserve">ffice-pakken. </w:t>
-      </w:r>
-    </w:p>
-    <w:p>
-      <w:r>
-        <w:t xml:space="preserve">Den almindelige </w:t>
-      </w:r>
-      <w:r>
-        <w:t>autocorrect</w:t>
-      </w:r>
-      <w:r>
-        <w:t xml:space="preserve"> i Office-pakken begrænser sig til </w:t>
-      </w:r>
-      <w:r>
-        <w:t xml:space="preserve">max 255 tegn uden formatering. </w:t>
-      </w:r>
-      <w:r>
-        <w:t>Disse autocorrect fylder nogle enkelte bytes, og de påvirker derfor ikke din computer uanset hvor mange tusinde autocorrect</w:t>
-      </w:r>
-      <w:r>
-        <w:t>,</w:t>
-      </w:r>
-      <w:r>
-        <w:t xml:space="preserve"> du fylder på. Bemærk at Office-pakken er præinstalleret med ca. 500 danske autocorrects.</w:t>
-      </w:r>
-    </w:p>
-    <w:p/>
-    <w:p>
-      <w:r>
-        <w:t>I Word findes desuden</w:t>
-      </w:r>
-      <w:r>
-        <w:t xml:space="preserve"> rich</w:t>
-      </w:r>
-      <w:r>
-        <w:t>-</w:t>
-      </w:r>
-      <w:r>
-        <w:t>a</w:t>
-      </w:r>
-      <w:r>
-        <w:t xml:space="preserve">utocorrect, som kun virker i </w:t>
-      </w:r>
-      <w:r>
-        <w:t>W</w:t>
-      </w:r>
-      <w:r>
-        <w:t xml:space="preserve">ord. </w:t>
-      </w:r>
-      <w:r>
-        <w:t xml:space="preserve">Denne feature </w:t>
-      </w:r>
-      <w:r>
-        <w:t xml:space="preserve">er uden begrænsninger, og </w:t>
-      </w:r>
-      <w:r>
-        <w:t xml:space="preserve">giver således mulighed for fx at anvende </w:t>
-      </w:r>
-      <w:r>
-        <w:t xml:space="preserve">formatering, billeder eller </w:t>
-      </w:r>
-      <w:r>
-        <w:t>tabeller</w:t>
-      </w:r>
-      <w:r>
-        <w:t xml:space="preserve">. </w:t>
-      </w:r>
-      <w:r>
-        <w:t>Det har jeg anvendt til at give muligheden for at</w:t>
-      </w:r>
-      <w:r>
-        <w:t xml:space="preserve"> hidkalde equations til WordMat </w:t>
-      </w:r>
-      <w:r>
-        <w:t xml:space="preserve">vha. forkortelser </w:t>
-      </w:r>
-      <w:r>
-        <w:t>(fx idea#)</w:t>
-      </w:r>
-      <w:r>
-        <w:t xml:space="preserve">. </w:t>
-      </w:r>
-    </w:p>
-    <w:p>
-      <w:r>
-        <w:t>Bemærk dog, at h</w:t>
-      </w:r>
-      <w:r>
-        <w:t>vis man ukritisk fylder sin ric</w:t>
-      </w:r>
-      <w:r>
-        <w:t>h-a</w:t>
-      </w:r>
-      <w:r>
-        <w:t>utocorrect med tunge billeder og videoer, vil man måske på et tidspunkt opleve at Word starter langsommere op.</w:t>
-      </w:r>
-      <w:r>
-        <w:t xml:space="preserve"> Det er ikke noget jeg har oplevet.</w:t>
-      </w:r>
-    </w:p>
-    <w:p>
-      <w:r>
-        <w:br w:type="page"/>
+        <w:t>Office arbejder med to slags autocorrect.</w:t>
+      </w:r>
+    </w:p>
+    <w:p>
+      <w:r>
+        <w:t>Almindelig autocorrect virker i hele Office-pakken, men kan højst rumme 255 tegn og ingen formatering. Hver rettelse fylder få bytes, så computeren mærker det ikke, uanset hvor mange tusinde du lægger ind. Office er i forvejen født med ca. 500 danske autocorrects.</w:t>
+      </w:r>
+    </w:p>
+    <w:p>
+      <w:r>
+        <w:t>Rich-autocorrect virker kun i Word, til gengæld uden begrænsninger. Den kan rumme formatering, billeder og tabeller, og det bruger jeg blandt andet til at hente færdige WordMat-equations frem med en forkortelse (fx idea#).</w:t>
+      </w:r>
+    </w:p>
+    <w:p>
+      <w:r>
+        <w:t>Fylder man sin rich-autocorrect med tunge billeder og videoer, kan Word med tiden blive langsommere at starte op. Det har jeg dog ikke selv oplevet.</w:t>
       </w:r>
     </w:p>
     <w:p>
       <w:pPr>
         <w:pStyle w:val="Heading1"/>
       </w:pPr>
-      <w:bookmarkStart w:id="4" w:name="_Toc108906819"/>
-      <w:r>
-        <w:lastRenderedPageBreak/>
-        <w:t xml:space="preserve">Hvilke autocorrects </w:t>
-      </w:r>
-      <w:r>
-        <w:t xml:space="preserve">tilføjes </w:t>
-      </w:r>
-      <w:r>
-        <w:t>efter installationen?</w:t>
+      <w:bookmarkStart w:id="4" w:name="_Toc239969697"/>
+      <w:r>
+        <w:t>Hvilke autocorrects bliver installeret?</w:t>
       </w:r>
       <w:bookmarkEnd w:id="4"/>
     </w:p>
     <w:p>
       <w:r>
-        <w:t xml:space="preserve">Når installationen er gennemført, er det nemmest at få overblik ved at finde en tom side i et </w:t>
-      </w:r>
-      <w:r>
-        <w:t>W</w:t>
-      </w:r>
-      <w:r>
-        <w:t>ord-dokument og skrive</w:t>
-      </w:r>
-      <w:r>
-        <w:t>:</w:t>
-      </w:r>
-      <w:r>
-        <w:t xml:space="preserve"> overblik#</w:t>
-      </w:r>
-    </w:p>
-    <w:p>
-      <w:r>
-        <w:t xml:space="preserve">Jeg har udvalgt ca. 400 relevante kemiske forbindelser. </w:t>
-      </w:r>
-      <w:r>
-        <w:t>Og ligeledes fravalgt 2000 andre.</w:t>
-      </w:r>
-    </w:p>
-    <w:p>
-      <w:r>
-        <w:t xml:space="preserve">Jeg ændrer ofte i udbuddet af kemiske </w:t>
-      </w:r>
-      <w:r>
-        <w:t>forbindelser</w:t>
-      </w:r>
-      <w:r>
-        <w:t xml:space="preserve"> - og forvent at nogle forbindelser mangler. </w:t>
-      </w:r>
-    </w:p>
-    <w:p>
-      <w:r>
-        <w:t>Ved organisk kemi bliver det hurtigt problematisk, fordi der ofte findes forskellige måder hvorpå de kemiske forbindelser opskrives. Eksempelvis ehanol kan både skrives CH₃CH₂OH, men også C₂H₅OH. De fanges begge af min autocorrect. Det gør c2h6o imidlertid ikke.</w:t>
-      </w:r>
-    </w:p>
-    <w:p>
-      <w:pPr>
-        <w:rPr>
-          <w:i/>
-          <w:iCs/>
-        </w:rPr>
-      </w:pPr>
-      <w:r>
-        <w:t>Det præcise overblik kan anes ved at bladre selve installationsfilens tabel igennem - men det bliver ret udoverskueligt. Det kan være</w:t>
-      </w:r>
-      <w:r>
-        <w:t>,</w:t>
-      </w:r>
-      <w:r>
-        <w:t xml:space="preserve"> jeg laver et bedre overblik i en senere version. </w:t>
-      </w:r>
-    </w:p>
-    <w:p/>
+        <w:t>Når installationen er gennemført, får du det hurtigste overblik ved at skrive overblik# på en tom side i Word.</w:t>
+      </w:r>
+    </w:p>
+    <w:p>
+      <w:r>
+        <w:t>Jeg har udvalgt ca. 400 relevante kemiske forbindelser og fravalgt omkring 2000 andre.</w:t>
+      </w:r>
+    </w:p>
+    <w:p>
+      <w:r>
+        <w:t>Udvalget ændrer sig løbende, så forvent at nogle forbindelser mangler.</w:t>
+      </w:r>
+    </w:p>
+    <w:p>
+      <w:r>
+        <w:t>Organisk kemi er den svære del, fordi den samme forbindelse kan skrives på flere måder. Ethanol kan for eksempel skrives både CH₃CH₂OH og C₂H₅OH, og begge dele bliver fanget. Det gør c2h6o derimod ikke.</w:t>
+      </w:r>
+    </w:p>
+    <w:p>
+      <w:r>
+        <w:t>Du kan også bladre tabellen i selve installationsfilen igennem, men den er svær at overskue. Et bedre overblik kommer måske i en senere version.</w:t>
+      </w:r>
+    </w:p>
     <w:sectPr>
       <w:pgSz w:w="11906" w:h="16838"/>
       <w:pgMar w:top="1701" w:right="1134" w:bottom="1701" w:left="1134" w:header="708" w:footer="708" w:gutter="0"/>
@@ -1524,7 +893,7 @@
 </file>
 
 <file path=word/numbering.xml><?xml version="1.0" encoding="utf-8"?>
-<w:numbering xmlns:wpc="http://schemas.microsoft.com/office/word/2010/wordprocessingCanvas" xmlns:cx="http://schemas.microsoft.com/office/drawing/2014/chartex" xmlns:cx1="http://schemas.microsoft.com/office/drawing/2015/9/8/chartex" xmlns:cx2="http://schemas.microsoft.com/office/drawing/2015/10/21/chartex" xmlns:cx3="http://schemas.microsoft.com/office/drawing/2016/5/9/chartex" xmlns:cx4="http://schemas.microsoft.com/office/drawing/2016/5/10/chartex" xmlns:cx5="http://schemas.microsoft.com/office/drawing/2016/5/11/chartex" xmlns:cx6="http://schemas.microsoft.com/office/drawing/2016/5/12/chartex" xmlns:cx7="http://schemas.microsoft.com/office/drawing/2016/5/13/chartex" xmlns:cx8="http://schemas.microsoft.com/office/drawing/2016/5/14/chartex" xmlns:mc="http://schemas.openxmlformats.org/markup-compatibility/2006" xmlns:aink="http://schemas.microsoft.com/office/drawing/2016/ink" xmlns:am3d="http://schemas.microsoft.com/office/drawing/2017/model3d" xmlns:o="urn:schemas-microsoft-com:office:office" xmlns:oel="http://schemas.microsoft.com/office/2019/extlst" xmlns:r="http://schemas.openxmlformats.org/officeDocument/2006/relationships" xmlns:m="http://schemas.openxmlformats.org/officeDocument/2006/math" xmlns:v="urn:schemas-microsoft-com:vml" xmlns:wp14="http://schemas.microsoft.com/office/word/2010/wordprocessingDrawing" xmlns:wp="http://schemas.openxmlformats.org/drawingml/2006/wordprocessingDrawing" xmlns:w10="urn:schemas-microsoft-com:office:word" xmlns:w="http://schemas.openxmlformats.org/wordprocessingml/2006/main" xmlns:w14="http://schemas.microsoft.com/office/word/2010/wordml" xmlns:w15="http://schemas.microsoft.com/office/word/2012/wordml" xmlns:w16cex="http://schemas.microsoft.com/office/word/2018/wordml/cex" xmlns:w16cid="http://schemas.microsoft.com/office/word/2016/wordml/cid" xmlns:w16="http://schemas.microsoft.com/office/word/2018/wordml" xmlns:w16sdtdh="http://schemas.microsoft.com/office/word/2020/wordml/sdtdatahash" xmlns:w16se="http://schemas.microsoft.com/office/word/2015/wordml/symex" xmlns:wpg="http://schemas.microsoft.com/office/word/2010/wordprocessingGroup" xmlns:wpi="http://schemas.microsoft.com/office/word/2010/wordprocessingInk" xmlns:wne="http://schemas.microsoft.com/office/word/2006/wordml" xmlns:wps="http://schemas.microsoft.com/office/word/2010/wordprocessingShape" mc:Ignorable="w14 w15 w16se w16cid w16 w16cex w16sdtdh wp14">
+<w:numbering xmlns:wpc="http://schemas.microsoft.com/office/word/2010/wordprocessingCanvas" xmlns:cx="http://schemas.microsoft.com/office/drawing/2014/chartex" xmlns:cx1="http://schemas.microsoft.com/office/drawing/2015/9/8/chartex" xmlns:cx2="http://schemas.microsoft.com/office/drawing/2015/10/21/chartex" xmlns:cx3="http://schemas.microsoft.com/office/drawing/2016/5/9/chartex" xmlns:cx4="http://schemas.microsoft.com/office/drawing/2016/5/10/chartex" xmlns:cx5="http://schemas.microsoft.com/office/drawing/2016/5/11/chartex" xmlns:cx6="http://schemas.microsoft.com/office/drawing/2016/5/12/chartex" xmlns:cx7="http://schemas.microsoft.com/office/drawing/2016/5/13/chartex" xmlns:cx8="http://schemas.microsoft.com/office/drawing/2016/5/14/chartex" xmlns:mc="http://schemas.openxmlformats.org/markup-compatibility/2006" xmlns:aink="http://schemas.microsoft.com/office/drawing/2016/ink" xmlns:am3d="http://schemas.microsoft.com/office/drawing/2017/model3d" xmlns:o="urn:schemas-microsoft-com:office:office" xmlns:oel="http://schemas.microsoft.com/office/2019/extlst" xmlns:r="http://schemas.openxmlformats.org/officeDocument/2006/relationships" xmlns:m="http://schemas.openxmlformats.org/officeDocument/2006/math" xmlns:v="urn:schemas-microsoft-com:vml" xmlns:wp14="http://schemas.microsoft.com/office/word/2010/wordprocessingDrawing" xmlns:wp="http://schemas.openxmlformats.org/drawingml/2006/wordprocessingDrawing" xmlns:w10="urn:schemas-microsoft-com:office:word" xmlns:w="http://schemas.openxmlformats.org/wordprocessingml/2006/main" xmlns:w14="http://schemas.microsoft.com/office/word/2010/wordml" xmlns:w15="http://schemas.microsoft.com/office/word/2012/wordml" xmlns:w16cex="http://schemas.microsoft.com/office/word/2018/wordml/cex" xmlns:w16cid="http://schemas.microsoft.com/office/word/2016/wordml/cid" xmlns:w16="http://schemas.microsoft.com/office/word/2018/wordml" xmlns:w16du="http://schemas.microsoft.com/office/word/2023/wordml/word16du" xmlns:w16sdtdh="http://schemas.microsoft.com/office/word/2020/wordml/sdtdatahash" xmlns:w16sdtfl="http://schemas.microsoft.com/office/word/2024/wordml/sdtformatlock" xmlns:w16se="http://schemas.microsoft.com/office/word/2015/wordml/symex" xmlns:wpg="http://schemas.microsoft.com/office/word/2010/wordprocessingGroup" xmlns:wpi="http://schemas.microsoft.com/office/word/2010/wordprocessingInk" xmlns:wne="http://schemas.microsoft.com/office/word/2006/wordml" xmlns:wps="http://schemas.microsoft.com/office/word/2010/wordprocessingShape" mc:Ignorable="w14 w15 w16se w16cid w16 w16cex w16sdtdh w16sdtfl w16du wp14">
   <w:abstractNum w:abstractNumId="0" w15:restartNumberingAfterBreak="0">
     <w:nsid w:val="318D3D0E"/>
     <w:multiLevelType w:val="hybridMultilevel"/>
@@ -1897,7 +1266,7 @@
 </file>
 
 <file path=word/styles.xml><?xml version="1.0" encoding="utf-8"?>
-<w:styles xmlns:mc="http://schemas.openxmlformats.org/markup-compatibility/2006" xmlns:r="http://schemas.openxmlformats.org/officeDocument/2006/relationships" xmlns:w="http://schemas.openxmlformats.org/wordprocessingml/2006/main" xmlns:w14="http://schemas.microsoft.com/office/word/2010/wordml" xmlns:w15="http://schemas.microsoft.com/office/word/2012/wordml" xmlns:w16cex="http://schemas.microsoft.com/office/word/2018/wordml/cex" xmlns:w16cid="http://schemas.microsoft.com/office/word/2016/wordml/cid" xmlns:w16="http://schemas.microsoft.com/office/word/2018/wordml" xmlns:w16sdtdh="http://schemas.microsoft.com/office/word/2020/wordml/sdtdatahash" xmlns:w16se="http://schemas.microsoft.com/office/word/2015/wordml/symex" mc:Ignorable="w14 w15 w16se w16cid w16 w16cex w16sdtdh">
+<w:styles xmlns:mc="http://schemas.openxmlformats.org/markup-compatibility/2006" xmlns:r="http://schemas.openxmlformats.org/officeDocument/2006/relationships" xmlns:w="http://schemas.openxmlformats.org/wordprocessingml/2006/main" xmlns:w14="http://schemas.microsoft.com/office/word/2010/wordml" xmlns:w15="http://schemas.microsoft.com/office/word/2012/wordml" xmlns:w16cex="http://schemas.microsoft.com/office/word/2018/wordml/cex" xmlns:w16cid="http://schemas.microsoft.com/office/word/2016/wordml/cid" xmlns:w16="http://schemas.microsoft.com/office/word/2018/wordml" xmlns:w16du="http://schemas.microsoft.com/office/word/2023/wordml/word16du" xmlns:w16sdtdh="http://schemas.microsoft.com/office/word/2020/wordml/sdtdatahash" xmlns:w16sdtfl="http://schemas.microsoft.com/office/word/2024/wordml/sdtformatlock" xmlns:w16se="http://schemas.microsoft.com/office/word/2015/wordml/symex" mc:Ignorable="w14 w15 w16se w16cid w16 w16cex w16sdtdh w16sdtfl w16du">
   <w:docDefaults>
     <w:rPrDefault>
       <w:rPr>
